--- a/导出_Word/F-DQ-008.docx
+++ b/导出_Word/F-DQ-008.docx
@@ -24,7 +24,7 @@
     </w:p>
     <w:p>
       <w:r>
-        <w:t>生成于 2026-09-08 19:48（仓库 77565e8）· 由 python docs/_build_workpackages.py 生成，不要手改</w:t>
+        <w:t>生成于 2026-09-09 02:28（仓库 4919e24）· 由 python docs/_build_workpackages.py 生成，不要手改</w:t>
       </w:r>
     </w:p>
     <w:p>
@@ -330,6 +330,19 @@
       </w:r>
     </w:p>
     <w:p>
+      <w:r>
+        <w:t>Implementer：opencode（2026-09-09 用户指定）。RC5 第19条硬条件「所有适用施工面必须全部有人负责」已满足——上面 Owner 行里若仍写着UNASSIGNED_STAGE10，以本行为准，那是 .docx 源文件里 Stage 9 时的旧值。</w:t>
+      </w:r>
+    </w:p>
+    <w:p>
+      <w:pPr>
+        <w:pStyle w:val="Heading2"/>
+      </w:pPr>
+      <w:r>
+        <w:t>0.5 · 开工五步（照这个做就行，不用再问）</w:t>
+      </w:r>
+    </w:p>
+    <w:p>
       <w:pPr>
         <w:ind w:left="360"/>
       </w:pPr>
@@ -338,7 +351,57 @@
           <w:i/>
           <w:color w:val="555555"/>
         </w:rPr>
-        <w:t>⚠️ Implementer 一栏是 UNASSIGNED_STAGE10。RC5 第19条硬条件：所有适用施工面必须全部有人负责，少一个不能派发 AI。这份文件已经备好，但在指派 Implementer 之前不构成正式派工。</w:t>
+        <w:t>这一节是 2026-09-09 补的。当时假装成 opencode 只拿着这一份文件走一遍，发现连去哪个仓库、切哪个分支、怎么编译、包名叫什么都没写——而这四样是它第一分钟就要用的。</w:t>
+      </w:r>
+    </w:p>
+    <w:p>
+      <w:r>
+        <w:rPr>
+          <w:rFonts w:ascii="Consolas" w:hAnsi="Consolas"/>
+          <w:color w:val="333333"/>
+          <w:sz w:val="17"/>
+        </w:rPr>
+        <w:t># ① 拿代码（这是真实代码仓库，不是文档仓库）</w:t>
+        <w:br/>
+        <w:t>git clone https://github.com/xyhzai/matbox.git</w:t>
+        <w:br/>
+        <w:t>cd matbox</w:t>
+        <w:br/>
+        <w:br/>
+        <w:t># ② 从 main 切自己的分支，分支名用自己的 FeatureID</w:t>
+        <w:br/>
+        <w:t>git checkout main &amp;&amp; git pull</w:t>
+        <w:br/>
+        <w:t>git checkout -b wp/F-DQ-008</w:t>
+        <w:br/>
+        <w:br/>
+        <w:t># ③ 起一个 PostgreSQL（本地或容器都行），连接串走环境变量</w:t>
+        <w:br/>
+        <w:t>export MATBOX_DB_URL=jdbc:postgresql://localhost:5432/matbox</w:t>
+        <w:br/>
+        <w:t>export MATBOX_DB_USER=matbox</w:t>
+        <w:br/>
+        <w:t>export MATBOX_DB_PASSWORD=你的密码</w:t>
+        <w:br/>
+        <w:br/>
+        <w:t># ④ 先确认基线是好的，再动手——编不过就不是你改坏的</w:t>
+        <w:br/>
+        <w:t>cd backend &amp;&amp; mvn -B verify</w:t>
+        <w:br/>
+        <w:br/>
+        <w:t># ⑤ 写完再跑一次，绿了才提 PR</w:t>
+        <w:br/>
+        <w:t>mvn -B verify</w:t>
+      </w:r>
+    </w:p>
+    <w:p>
+      <w:r>
+        <w:t>Java 包名：com.matbox.devquality（下面第 2 节的路径就是它对应的目录）。你的代码放 com.matbox.devquality.&lt;你那一块&gt;，不要另起包名。</w:t>
+      </w:r>
+    </w:p>
+    <w:p>
+      <w:r>
+        <w:t>提 PR 后 CI 会自动跑 .github/workflows/backend-build.yml：起真 postgres:16 → Flyway 迁移 → 全部测试。CI 不绿不合并。</w:t>
       </w:r>
     </w:p>
     <w:p>
@@ -392,7 +455,7 @@
         <w:pStyle w:val="ListBullet"/>
       </w:pPr>
       <w:r>
-        <w:t>backend/modules/dev-quality/adapters/opa/</w:t>
+        <w:t>backend/modules/dev-quality/src/main/java/com/matbox/devquality/adapters/opa/</w:t>
       </w:r>
     </w:p>
     <w:p>
@@ -400,7 +463,7 @@
         <w:pStyle w:val="ListBullet"/>
       </w:pPr>
       <w:r>
-        <w:t>backend/modules/dev-quality/adapters/opa/policies/</w:t>
+        <w:t>backend/modules/dev-quality/src/main/java/com/matbox/devquality/adapters/opa/policies/</w:t>
       </w:r>
     </w:p>
     <w:p>
@@ -413,7 +476,7 @@
         <w:pStyle w:val="ListBullet"/>
       </w:pPr>
       <w:r>
-        <w:t>不得写 backend/modules/dev-quality/ 之外的任何路径</w:t>
+        <w:t>不得写 backend/modules/dev-quality/src/main/java/com/matbox/devquality/ 之外的任何路径（resources 例外：SQL/Rego/规则包放 src/main/resources/）</w:t>
       </w:r>
     </w:p>
     <w:p>
@@ -429,7 +492,7 @@
         <w:pStyle w:val="ListBullet"/>
       </w:pPr>
       <w:r>
-        <w:t>backend/modules/dev-quality/shared/contracts/ 是六个冻结 Contract，改动要走 Change Register，不能直接提交</w:t>
+        <w:t>backend/modules/dev-quality/src/main/java/com/matbox/devquality/shared/contracts/ 是六个冻结 Contract，改动要走 Change Register，不能直接提交</w:t>
       </w:r>
     </w:p>
     <w:p>

--- a/导出_Word/F-DQ-008.docx
+++ b/导出_Word/F-DQ-008.docx
@@ -24,7 +24,7 @@
     </w:p>
     <w:p>
       <w:r>
-        <w:t>生成于 2026-09-09 02:28（仓库 4919e24）· 由 python docs/_build_workpackages.py 生成，不要手改</w:t>
+        <w:t>生成于 2026-09-09 03:08（仓库 7e4581d）· 由 python docs/_build_workpackages.py 生成，不要手改</w:t>
       </w:r>
     </w:p>
     <w:p>

--- a/导出_Word/F-DQ-008.docx
+++ b/导出_Word/F-DQ-008.docx
@@ -24,7 +24,7 @@
     </w:p>
     <w:p>
       <w:r>
-        <w:t>生成于 2026-09-09 03:08（仓库 7e4581d）· 由 python docs/_build_workpackages.py 生成，不要手改</w:t>
+        <w:t>生成于 2026-09-09 04:01（仓库 dfebcea）· 由 python docs/_build_workpackages.py 生成，不要手改</w:t>
       </w:r>
     </w:p>
     <w:p>
@@ -1110,6 +1110,74 @@
           <w:color w:val="555555"/>
         </w:rPr>
         <w:t>⚠️ 哪几条归你，是推导出来的，不是原文。.docx 第13节给了 24 条Given-When-Then，但没有给「哪条属于哪个功能」的对应表；上表是按每条测试的主语（工具名/动作/状态）判断的。Stage 10 真跑起来时必须回头确认，不得当成原文引用。完整 24 条见 [FINAL 文档 ⑦](../../Matbox_代码持续质检与安全自检_开发文档_FINAL.md)。</w:t>
+      </w:r>
+    </w:p>
+    <w:p>
+      <w:pPr>
+        <w:pStyle w:val="Heading3"/>
+      </w:pPr>
+      <w:r>
+        <w:t>4.1 测试方法名必须带 TestID —— 这是硬要求</w:t>
+      </w:r>
+    </w:p>
+    <w:p>
+      <w:r>
+        <w:t>上表每一条 TestID，都要有至少一个测试方法，方法名以该编号开头：</w:t>
+      </w:r>
+    </w:p>
+    <w:p>
+      <w:r>
+        <w:rPr>
+          <w:rFonts w:ascii="Consolas" w:hAnsi="Consolas"/>
+          <w:color w:val="333333"/>
+          <w:sz w:val="17"/>
+        </w:rPr>
+        <w:t>@Test</w:t>
+        <w:br/>
+        <w:t>@Tag("DQ-T001")                       // 方便单独跑：mvn test -Dgroups=DQ-T001</w:t>
+        <w:br/>
+        <w:t>void dqT001_describeWhatThisCriterionVerifies() {   // ← 后半段换成「这条在验什么」，英文小驼峰</w:t>
+        <w:br/>
+        <w:t xml:space="preserve">    // Given / When / Then 三段照上表那一条写，不要自己发挥</w:t>
+        <w:br/>
+        <w:t>}</w:t>
+      </w:r>
+    </w:p>
+    <w:p>
+      <w:r>
+        <w:t>为什么是方法名，不是只打 @Tag：@Tag 不会写进 Maven Surefire 的 XML 报告（Surefire 至今不导出 JUnit 5 的 tag），CI 那边读不到，等于没标。而 &lt;testcase name="..."&gt; 里一定有方法名——方法名是唯一不依赖任何插件、任何配置就能从 CI 读回来的载体。@Tag 仍然建议加，但它只用来筛选要跑哪些，不承担追溯。</w:t>
+      </w:r>
+    </w:p>
+    <w:p>
+      <w:r>
+        <w:t>规则就三条：</w:t>
+      </w:r>
+    </w:p>
+    <w:p>
+      <w:r>
+        <w:t>1. 方法名 必须以 dqTxxx_ 开头，xxx 是三位数字，与上表编号一一对应</w:t>
+      </w:r>
+    </w:p>
+    <w:p>
+      <w:r>
+        <w:t>2. 一条 TestID 可以有多个测试方法（dqT001_a、dqT001_b…），但不能一条都没有</w:t>
+      </w:r>
+    </w:p>
+    <w:p>
+      <w:r>
+        <w:t>3. 不要给上表以外的编号写测试 —— 那条不归你，写了会在反向核查里被判成孤儿测试</w:t>
+      </w:r>
+    </w:p>
+    <w:p>
+      <w:pPr>
+        <w:ind w:left="360"/>
+      </w:pPr>
+      <w:r>
+        <w:rPr>
+          <w:i/>
+          <w:color w:val="555555"/>
+        </w:rPr>
+        <w:t>开工第一件事，先做反向确认：上表说这几条归你，但那是推导的（见上面 ⚠️）。动手写代码之前，先照 [FINAL 文档 ⑦](../../Matbox_代码持续质检与安全自检_开发文档_FINAL.md) 把这几条原文读一遍，确认确实是你这个功能该验的。发现对不上，先报出来再动手，不要自己改表——改了表就没人知道原始推导错在哪了。</w:t>
       </w:r>
     </w:p>
     <w:p>

--- a/导出_Word/F-DQ-008.docx
+++ b/导出_Word/F-DQ-008.docx
@@ -24,7 +24,7 @@
     </w:p>
     <w:p>
       <w:r>
-        <w:t>生成于 2026-09-09 04:01（仓库 dfebcea）· 由 python docs/_build_workpackages.py 生成，不要手改</w:t>
+        <w:t>生成于 2026-09-09 10:40（仓库 70f9058）· 由 python docs/_build_workpackages.py 生成，不要手改</w:t>
       </w:r>
     </w:p>
     <w:p>
@@ -1166,6 +1166,199 @@
     <w:p>
       <w:r>
         <w:t>3. 不要给上表以外的编号写测试 —— 那条不归你，写了会在反向核查里被判成孤儿测试</w:t>
+      </w:r>
+    </w:p>
+    <w:p>
+      <w:pPr>
+        <w:pStyle w:val="Heading3"/>
+      </w:pPr>
+      <w:r>
+        <w:t>4.2 测试上的三条红线（会被自动查）</w:t>
+      </w:r>
+    </w:p>
+    <w:tbl>
+      <w:tblPr>
+        <w:tblStyle w:val="TableGrid"/>
+        <w:tblW w:type="auto" w:w="0"/>
+        <w:tblLook w:firstColumn="1" w:firstRow="1" w:lastColumn="0" w:lastRow="0" w:noHBand="0" w:noVBand="1" w:val="04A0"/>
+      </w:tblPr>
+      <w:tblGrid>
+        <w:gridCol w:w="2880"/>
+        <w:gridCol w:w="2880"/>
+        <w:gridCol w:w="2880"/>
+      </w:tblGrid>
+      <w:tr>
+        <w:tc>
+          <w:tcPr>
+            <w:tcW w:type="dxa" w:w="2880"/>
+          </w:tcPr>
+          <w:p>
+            <w:r>
+              <w:rPr>
+                <w:b/>
+              </w:rPr>
+              <w:t>#</w:t>
+            </w:r>
+          </w:p>
+        </w:tc>
+        <w:tc>
+          <w:tcPr>
+            <w:tcW w:type="dxa" w:w="2880"/>
+          </w:tcPr>
+          <w:p>
+            <w:r>
+              <w:rPr>
+                <w:b/>
+              </w:rPr>
+              <w:t>红线</w:t>
+            </w:r>
+          </w:p>
+        </w:tc>
+        <w:tc>
+          <w:tcPr>
+            <w:tcW w:type="dxa" w:w="2880"/>
+          </w:tcPr>
+          <w:p>
+            <w:r>
+              <w:rPr>
+                <w:b/>
+              </w:rPr>
+              <w:t>会被怎么发现</w:t>
+            </w:r>
+          </w:p>
+        </w:tc>
+      </w:tr>
+      <w:tr>
+        <w:tc>
+          <w:tcPr>
+            <w:tcW w:type="dxa" w:w="2880"/>
+          </w:tcPr>
+          <w:p>
+            <w:r>
+              <w:t>1</w:t>
+            </w:r>
+          </w:p>
+        </w:tc>
+        <w:tc>
+          <w:tcPr>
+            <w:tcW w:type="dxa" w:w="2880"/>
+          </w:tcPr>
+          <w:p>
+            <w:r>
+              <w:t>不许碰不归你的 dqTxxx_ 测试</w:t>
+            </w:r>
+          </w:p>
+        </w:tc>
+        <w:tc>
+          <w:tcPr>
+            <w:tcW w:type="dxa" w:w="2880"/>
+          </w:tcPr>
+          <w:p>
+            <w:r>
+              <w:t>你的 diff 里出现了上表以外的编号</w:t>
+            </w:r>
+          </w:p>
+        </w:tc>
+      </w:tr>
+      <w:tr>
+        <w:tc>
+          <w:tcPr>
+            <w:tcW w:type="dxa" w:w="2880"/>
+          </w:tcPr>
+          <w:p>
+            <w:r>
+              <w:t>2</w:t>
+            </w:r>
+          </w:p>
+        </w:tc>
+        <w:tc>
+          <w:tcPr>
+            <w:tcW w:type="dxa" w:w="2880"/>
+          </w:tcPr>
+          <w:p>
+            <w:r>
+              <w:t>不许删掉或禁用已经存在的 dqTxxx_ 测试</w:t>
+            </w:r>
+          </w:p>
+        </w:tc>
+        <w:tc>
+          <w:tcPr>
+            <w:tcW w:type="dxa" w:w="2880"/>
+          </w:tcPr>
+          <w:p>
+            <w:r>
+              <w:t>方法在 base 里有、在你这版没了；或者多了 @Disabled / @Ignore</w:t>
+            </w:r>
+          </w:p>
+        </w:tc>
+      </w:tr>
+      <w:tr>
+        <w:tc>
+          <w:tcPr>
+            <w:tcW w:type="dxa" w:w="2880"/>
+          </w:tcPr>
+          <w:p>
+            <w:r>
+              <w:t>3</w:t>
+            </w:r>
+          </w:p>
+        </w:tc>
+        <w:tc>
+          <w:tcPr>
+            <w:tcW w:type="dxa" w:w="2880"/>
+          </w:tcPr>
+          <w:p>
+            <w:r>
+              <w:t>不许把测试掏空留个壳</w:t>
+            </w:r>
+          </w:p>
+        </w:tc>
+        <w:tc>
+          <w:tcPr>
+            <w:tcW w:type="dxa" w:w="2880"/>
+          </w:tcPr>
+          <w:p>
+            <w:r>
+              <w:t>同一个方法的断言条数变少</w:t>
+            </w:r>
+          </w:p>
+        </w:tc>
+      </w:tr>
+    </w:tbl>
+    <w:p>
+      <w:pPr>
+        <w:ind w:left="360"/>
+      </w:pPr>
+      <w:r>
+        <w:rPr>
+          <w:i/>
+          <w:color w:val="555555"/>
+        </w:rPr>
+        <w:t>这三条是按 diff 自动查的，跑在 CI 里，不看你怎么说。</w:t>
+      </w:r>
+    </w:p>
+    <w:p>
+      <w:pPr>
+        <w:ind w:left="360"/>
+      </w:pPr>
+      <w:r>
+        <w:rPr>
+          <w:i/>
+          <w:color w:val="555555"/>
+        </w:rPr>
+        <w:t>测起来有困难就说出来——把困难写进交付说明，比把测试改成能过要好得多。改测试让它过，在这套流程里是当作作弊处理的。</w:t>
+      </w:r>
+    </w:p>
+    <w:p>
+      <w:pPr>
+        <w:ind w:left="360"/>
+      </w:pPr>
+      <w:r>
+        <w:rPr>
+          <w:i/>
+          <w:color w:val="555555"/>
+        </w:rPr>
+        <w:t>顺带说清楚一件事：验收标准的原文不在代码仓库里，它在文档仓库的 FINAL 文档里。所以你改不到它，这是故意的——不是不信任你，是任何人都不该能一边写代码一边改考题。</w:t>
       </w:r>
     </w:p>
     <w:p>

--- a/导出_Word/F-DQ-008.docx
+++ b/导出_Word/F-DQ-008.docx
@@ -24,7 +24,7 @@
     </w:p>
     <w:p>
       <w:r>
-        <w:t>生成于 2026-09-09 10:40（仓库 70f9058）· 由 python docs/_build_workpackages.py 生成，不要手改</w:t>
+        <w:t>生成于 2026-09-09 11:49（仓库 e887ae7）· 由 python docs/_build_workpackages.py 生成，不要手改</w:t>
       </w:r>
     </w:p>
     <w:p>

--- a/导出_Word/F-DQ-008.docx
+++ b/导出_Word/F-DQ-008.docx
@@ -24,7 +24,7 @@
     </w:p>
     <w:p>
       <w:r>
-        <w:t>生成于 2026-09-09 11:49（仓库 e887ae7）· 由 python docs/_build_workpackages.py 生成，不要手改</w:t>
+        <w:t>生成于 2026-09-09 13:27（仓库 542ed7f）· 由 python docs/_build_workpackages.py 生成，不要手改</w:t>
       </w:r>
     </w:p>
     <w:p>

--- a/导出_Word/F-DQ-008.docx
+++ b/导出_Word/F-DQ-008.docx
@@ -24,7 +24,7 @@
     </w:p>
     <w:p>
       <w:r>
-        <w:t>生成于 2026-09-09 13:27（仓库 542ed7f）· 由 python docs/_build_workpackages.py 生成，不要手改</w:t>
+        <w:t>生成于 2026-09-09 15:23（仓库 a13b2d8）· 由 python docs/_build_workpackages.py 生成，不要手改</w:t>
       </w:r>
     </w:p>
     <w:p>

--- a/导出_Word/F-DQ-008.docx
+++ b/导出_Word/F-DQ-008.docx
@@ -24,7 +24,7 @@
     </w:p>
     <w:p>
       <w:r>
-        <w:t>生成于 2026-09-09 15:23（仓库 a13b2d8）· 由 python docs/_build_workpackages.py 生成，不要手改</w:t>
+        <w:t>生成于 2026-09-09 16:53（仓库 c914c97）· 由 python docs/_build_workpackages.py 生成，不要手改</w:t>
       </w:r>
     </w:p>
     <w:p>

--- a/导出_Word/F-DQ-008.docx
+++ b/导出_Word/F-DQ-008.docx
@@ -24,7 +24,7 @@
     </w:p>
     <w:p>
       <w:r>
-        <w:t>生成于 2026-09-09 16:53（仓库 c914c97）· 由 python docs/_build_workpackages.py 生成，不要手改</w:t>
+        <w:t>生成于 2026-09-09 18:21（仓库 b187d23）· 由 python docs/_build_workpackages.py 生成，不要手改</w:t>
       </w:r>
     </w:p>
     <w:p>

--- a/导出_Word/F-DQ-008.docx
+++ b/导出_Word/F-DQ-008.docx
@@ -24,7 +24,7 @@
     </w:p>
     <w:p>
       <w:r>
-        <w:t>生成于 2026-09-09 18:21（仓库 b187d23）· 由 python docs/_build_workpackages.py 生成，不要手改</w:t>
+        <w:t>生成于 2026-09-09 19:14（仓库 2754fc2）· 由 python docs/_build_workpackages.py 生成，不要手改</w:t>
       </w:r>
     </w:p>
     <w:p>

--- a/导出_Word/F-DQ-008.docx
+++ b/导出_Word/F-DQ-008.docx
@@ -24,7 +24,7 @@
     </w:p>
     <w:p>
       <w:r>
-        <w:t>生成于 2026-09-09 19:14（仓库 2754fc2）· 由 python docs/_build_workpackages.py 生成，不要手改</w:t>
+        <w:t>生成于 2026-09-09 19:32（仓库 73c96cb）· 由 python docs/_build_workpackages.py 生成，不要手改</w:t>
       </w:r>
     </w:p>
     <w:p>

--- a/导出_Word/F-DQ-008.docx
+++ b/导出_Word/F-DQ-008.docx
@@ -24,7 +24,7 @@
     </w:p>
     <w:p>
       <w:r>
-        <w:t>生成于 2026-09-09 19:32（仓库 73c96cb）· 由 python docs/_build_workpackages.py 生成，不要手改</w:t>
+        <w:t>生成于 2026-09-09 22:12（仓库 ff58e90）· 由 python docs/_build_workpackages.py 生成，不要手改</w:t>
       </w:r>
     </w:p>
     <w:p>

--- a/导出_Word/F-DQ-008.docx
+++ b/导出_Word/F-DQ-008.docx
@@ -24,7 +24,7 @@
     </w:p>
     <w:p>
       <w:r>
-        <w:t>生成于 2026-09-09 22:12（仓库 ff58e90）· 由 python docs/_build_workpackages.py 生成，不要手改</w:t>
+        <w:t>生成于 2026-09-09 22:24（仓库 ef485aa）· 由 python docs/_build_workpackages.py 生成，不要手改</w:t>
       </w:r>
     </w:p>
     <w:p>

--- a/导出_Word/F-DQ-008.docx
+++ b/导出_Word/F-DQ-008.docx
@@ -24,7 +24,7 @@
     </w:p>
     <w:p>
       <w:r>
-        <w:t>生成于 2026-09-09 22:24（仓库 ef485aa）· 由 python docs/_build_workpackages.py 生成，不要手改</w:t>
+        <w:t>生成于 2026-09-09 22:49（仓库 ffaa924）· 由 python docs/_build_workpackages.py 生成，不要手改</w:t>
       </w:r>
     </w:p>
     <w:p>

--- a/导出_Word/F-DQ-008.docx
+++ b/导出_Word/F-DQ-008.docx
@@ -24,7 +24,7 @@
     </w:p>
     <w:p>
       <w:r>
-        <w:t>生成于 2026-09-09 22:49（仓库 ffaa924）· 由 python docs/_build_workpackages.py 生成，不要手改</w:t>
+        <w:t>生成于 2026-09-09 23:08（仓库 b2f07bd）· 由 python docs/_build_workpackages.py 生成，不要手改</w:t>
       </w:r>
     </w:p>
     <w:p>

--- a/导出_Word/F-DQ-008.docx
+++ b/导出_Word/F-DQ-008.docx
@@ -24,7 +24,7 @@
     </w:p>
     <w:p>
       <w:r>
-        <w:t>生成于 2026-09-09 23:08（仓库 b2f07bd）· 由 python docs/_build_workpackages.py 生成，不要手改</w:t>
+        <w:t>生成于 2026-09-10 01:24（仓库 c09fa66）· 由 python docs/_build_workpackages.py 生成，不要手改</w:t>
       </w:r>
     </w:p>
     <w:p>

--- a/导出_Word/F-DQ-008.docx
+++ b/导出_Word/F-DQ-008.docx
@@ -24,7 +24,7 @@
     </w:p>
     <w:p>
       <w:r>
-        <w:t>生成于 2026-09-10 01:24（仓库 c09fa66）· 由 python docs/_build_workpackages.py 生成，不要手改</w:t>
+        <w:t>生成于 2026-09-10 01:44（仓库 713d8b0）· 由 python docs/_build_workpackages.py 生成，不要手改</w:t>
       </w:r>
     </w:p>
     <w:p>

--- a/导出_Word/F-DQ-008.docx
+++ b/导出_Word/F-DQ-008.docx
@@ -24,7 +24,7 @@
     </w:p>
     <w:p>
       <w:r>
-        <w:t>生成于 2026-09-10 01:44（仓库 713d8b0）· 由 python docs/_build_workpackages.py 生成，不要手改</w:t>
+        <w:t>生成于 2026-09-10 17:35（仓库 33a8493）· 由 python docs/_build_workpackages.py 生成，不要手改</w:t>
       </w:r>
     </w:p>
     <w:p>
@@ -392,6 +392,184 @@
         <w:t># ⑤ 写完再跑一次，绿了才提 PR</w:t>
         <w:br/>
         <w:t>mvn -B verify</w:t>
+      </w:r>
+    </w:p>
+    <w:p>
+      <w:pPr>
+        <w:pStyle w:val="Heading3"/>
+      </w:pPr>
+      <w:r>
+        <w:t>0.6 · 你的工作区（确定的，不要自己找）</w:t>
+      </w:r>
+    </w:p>
+    <w:tbl>
+      <w:tblPr>
+        <w:tblStyle w:val="TableGrid"/>
+        <w:tblW w:type="auto" w:w="0"/>
+        <w:tblLook w:firstColumn="1" w:firstRow="1" w:lastColumn="0" w:lastRow="0" w:noHBand="0" w:noVBand="1" w:val="04A0"/>
+      </w:tblPr>
+      <w:tblGrid>
+        <w:gridCol w:w="4320"/>
+        <w:gridCol w:w="4320"/>
+      </w:tblGrid>
+      <w:tr>
+        <w:tc>
+          <w:tcPr>
+            <w:tcW w:type="dxa" w:w="4320"/>
+          </w:tcPr>
+          <w:p>
+            <w:r>
+              <w:rPr>
+                <w:b/>
+              </w:rPr>
+              <w:t>仓库</w:t>
+            </w:r>
+          </w:p>
+        </w:tc>
+        <w:tc>
+          <w:tcPr>
+            <w:tcW w:type="dxa" w:w="4320"/>
+          </w:tcPr>
+          <w:p>
+            <w:r>
+              <w:rPr>
+                <w:b/>
+              </w:rPr>
+              <w:t>xyhzai/matbox</w:t>
+            </w:r>
+          </w:p>
+        </w:tc>
+      </w:tr>
+      <w:tr>
+        <w:tc>
+          <w:tcPr>
+            <w:tcW w:type="dxa" w:w="4320"/>
+          </w:tcPr>
+          <w:p>
+            <w:r>
+              <w:t>落脚目录</w:t>
+            </w:r>
+          </w:p>
+        </w:tc>
+        <w:tc>
+          <w:tcPr>
+            <w:tcW w:type="dxa" w:w="4320"/>
+          </w:tcPr>
+          <w:p>
+            <w:r>
+              <w:t>backend/modules/dev-quality/ —— 只在这里面改，越界会被 _check_scope.py 逐个文件列出来</w:t>
+            </w:r>
+          </w:p>
+        </w:tc>
+      </w:tr>
+      <w:tr>
+        <w:tc>
+          <w:tcPr>
+            <w:tcW w:type="dxa" w:w="4320"/>
+          </w:tcPr>
+          <w:p>
+            <w:r>
+              <w:t>分支</w:t>
+            </w:r>
+          </w:p>
+        </w:tc>
+        <w:tc>
+          <w:tcPr>
+            <w:tcW w:type="dxa" w:w="4320"/>
+          </w:tcPr>
+          <w:p>
+            <w:r>
+              <w:t>wp/f-dq-008，从下面那个基线切</w:t>
+            </w:r>
+          </w:p>
+        </w:tc>
+      </w:tr>
+      <w:tr>
+        <w:tc>
+          <w:tcPr>
+            <w:tcW w:type="dxa" w:w="4320"/>
+          </w:tcPr>
+          <w:p>
+            <w:r>
+              <w:t>并行</w:t>
+            </w:r>
+          </w:p>
+        </w:tc>
+        <w:tc>
+          <w:tcPr>
+            <w:tcW w:type="dxa" w:w="4320"/>
+          </w:tcPr>
+          <w:p>
+            <w:r>
+              <w:t>一个功能一个分支、各自一份克隆，几十个 AI 同时开工互不干扰</w:t>
+            </w:r>
+          </w:p>
+        </w:tc>
+      </w:tr>
+    </w:tbl>
+    <w:p>
+      <w:pPr>
+        <w:pStyle w:val="Heading3"/>
+      </w:pPr>
+      <w:r>
+        <w:t>0.7 · 源码基线（照着核对，不等于就先对齐再动手）</w:t>
+      </w:r>
+    </w:p>
+    <w:p>
+      <w:r>
+        <w:rPr>
+          <w:rFonts w:ascii="Consolas" w:hAnsi="Consolas"/>
+          <w:color w:val="333333"/>
+          <w:sz w:val="17"/>
+        </w:rPr>
+        <w:t>base_commit: 0fb8f1dac5e776b0dea315927eeaef0bb68e23e5</w:t>
+        <w:br/>
+        <w:t>分支：      main</w:t>
+      </w:r>
+    </w:p>
+    <w:p>
+      <w:r>
+        <w:t>clone 之后先跑 git rev-parse HEAD，必须等于上面这个 SHA。</w:t>
+      </w:r>
+    </w:p>
+    <w:p>
+      <w:r>
+        <w:t>不等于说明你不是在这一版上改的，事后没法复现，也没法说清改动是相对什么的。</w:t>
+      </w:r>
+    </w:p>
+    <w:p>
+      <w:pPr>
+        <w:pStyle w:val="Heading3"/>
+      </w:pPr>
+      <w:r>
+        <w:t>0.8 · 测试报告交到哪（判你做完没做完就读这个）</w:t>
+      </w:r>
+    </w:p>
+    <w:p>
+      <w:r>
+        <w:rPr>
+          <w:rFonts w:ascii="Consolas" w:hAnsi="Consolas"/>
+          <w:color w:val="333333"/>
+          <w:sz w:val="17"/>
+        </w:rPr>
+        <w:t>cd backend/modules/dev-quality &amp;&amp; mvn -B verify</w:t>
+        <w:br/>
+        <w:t># 报告产生在：backend/modules/dev-quality/target/surefire-reports/TEST-*.xml</w:t>
+      </w:r>
+    </w:p>
+    <w:p>
+      <w:r>
+        <w:t>判据是 docs/_check_delivery.py --reports &lt;那个目录&gt; --wp F-DQ-008：</w:t>
+      </w:r>
+    </w:p>
+    <w:p>
+      <w:r>
+        <w:t>认领的每条编号都要有测试且通过——失败、跳过(skipped)、没有报告，三种都不算通过。</w:t>
+      </w:r>
+    </w:p>
+    <w:p>
+      <w:r>
+        <w:t>整套包登记与代码地图（谁在哪、做到哪一步）在 [code_map.json](../../code_map.json)，机器可读，一次读全。</w:t>
       </w:r>
     </w:p>
     <w:p>
@@ -1558,6 +1736,35 @@
       </w:r>
     </w:p>
     <w:p>
+      <w:pPr>
+        <w:ind w:left="360"/>
+      </w:pPr>
+      <w:r>
+        <w:rPr>
+          <w:i/>
+          <w:color w:val="555555"/>
+        </w:rPr>
+        <w:t>⚠️ 上面这些表已经在 V1__dq_core_tables.sql 里建好了，不要再写一份重复的迁移——Flyway 会直接失败。这里印出来是给你对照字段用的：你的代码里的实体/契约必须跟它逐列一致，ContractMatchesSchemaTest 会双向比对，多一列少一列都红。</w:t>
+      </w:r>
+    </w:p>
+    <w:p>
+      <w:pPr>
+        <w:ind w:left="360"/>
+      </w:pPr>
+    </w:p>
+    <w:p>
+      <w:pPr>
+        <w:ind w:left="360"/>
+      </w:pPr>
+      <w:r>
+        <w:rPr>
+          <w:i/>
+          <w:color w:val="555555"/>
+        </w:rPr>
+        <w:t>确实需要新增列或表时，写 V2__…、V3__… 递增，不许改已发布的 V1（改了校验和就对不上，别人的库会 Validate failed）。</w:t>
+      </w:r>
+    </w:p>
+    <w:p>
       <w:r>
         <w:t>迁移工具 Flyway，从 V1__dq_core_tables.sql 起；共享表 + tenant_id 模式（TENANT-F004）。</w:t>
       </w:r>
@@ -2411,7 +2618,153 @@
     </w:p>
     <w:p>
       <w:r>
-        <w:t>见 [FINAL 文档 §4.18](../../Matbox_代码持续质检与安全自检_开发文档_FINAL.md)：技术栈（Java/Spring Boot + PostgreSQL + Flyway）、四步起环境、三条冒烟验证。注意那一节是规格不是实测——Matbox 真代码库还没有第一行代码，你是第一个跑它的人，跑通后请把真实耗时回填。</w:t>
+        <w:t>先装这两样（缺一样第 ④ 步跑不了）：</w:t>
+      </w:r>
+    </w:p>
+    <w:tbl>
+      <w:tblPr>
+        <w:tblStyle w:val="TableGrid"/>
+        <w:tblW w:type="auto" w:w="0"/>
+        <w:tblLook w:firstColumn="1" w:firstRow="1" w:lastColumn="0" w:lastRow="0" w:noHBand="0" w:noVBand="1" w:val="04A0"/>
+      </w:tblPr>
+      <w:tblGrid>
+        <w:gridCol w:w="2880"/>
+        <w:gridCol w:w="2880"/>
+        <w:gridCol w:w="2880"/>
+      </w:tblGrid>
+      <w:tr>
+        <w:tc>
+          <w:tcPr>
+            <w:tcW w:type="dxa" w:w="2880"/>
+          </w:tcPr>
+          <w:p>
+            <w:r>
+              <w:rPr>
+                <w:b/>
+              </w:rPr>
+              <w:t>装什么</w:t>
+            </w:r>
+          </w:p>
+        </w:tc>
+        <w:tc>
+          <w:tcPr>
+            <w:tcW w:type="dxa" w:w="2880"/>
+          </w:tcPr>
+          <w:p>
+            <w:r>
+              <w:rPr>
+                <w:b/>
+              </w:rPr>
+              <w:t>版本</w:t>
+            </w:r>
+          </w:p>
+        </w:tc>
+        <w:tc>
+          <w:tcPr>
+            <w:tcW w:type="dxa" w:w="2880"/>
+          </w:tcPr>
+          <w:p>
+            <w:r>
+              <w:rPr>
+                <w:b/>
+              </w:rPr>
+              <w:t>验证</w:t>
+            </w:r>
+          </w:p>
+        </w:tc>
+      </w:tr>
+      <w:tr>
+        <w:tc>
+          <w:tcPr>
+            <w:tcW w:type="dxa" w:w="2880"/>
+          </w:tcPr>
+          <w:p>
+            <w:r>
+              <w:t>JDK</w:t>
+            </w:r>
+          </w:p>
+        </w:tc>
+        <w:tc>
+          <w:tcPr>
+            <w:tcW w:type="dxa" w:w="2880"/>
+          </w:tcPr>
+          <w:p>
+            <w:r>
+              <w:t>17（Temurin/Zulu 均可）</w:t>
+            </w:r>
+          </w:p>
+        </w:tc>
+        <w:tc>
+          <w:tcPr>
+            <w:tcW w:type="dxa" w:w="2880"/>
+          </w:tcPr>
+          <w:p>
+            <w:r>
+              <w:t>java -version 显示 17.x</w:t>
+            </w:r>
+          </w:p>
+        </w:tc>
+      </w:tr>
+      <w:tr>
+        <w:tc>
+          <w:tcPr>
+            <w:tcW w:type="dxa" w:w="2880"/>
+          </w:tcPr>
+          <w:p>
+            <w:r>
+              <w:t>Maven</w:t>
+            </w:r>
+          </w:p>
+        </w:tc>
+        <w:tc>
+          <w:tcPr>
+            <w:tcW w:type="dxa" w:w="2880"/>
+          </w:tcPr>
+          <w:p>
+            <w:r>
+              <w:t>3.9+</w:t>
+            </w:r>
+          </w:p>
+        </w:tc>
+        <w:tc>
+          <w:tcPr>
+            <w:tcW w:type="dxa" w:w="2880"/>
+          </w:tcPr>
+          <w:p>
+            <w:r>
+              <w:t>mvn -v 显示 3.9 以上且指向 JDK 17</w:t>
+            </w:r>
+          </w:p>
+        </w:tc>
+      </w:tr>
+    </w:tbl>
+    <w:p>
+      <w:r>
+        <w:t>再起一个 PostgreSQL 16（本地装或容器都行）：</w:t>
+      </w:r>
+    </w:p>
+    <w:p>
+      <w:r>
+        <w:rPr>
+          <w:rFonts w:ascii="Consolas" w:hAnsi="Consolas"/>
+          <w:color w:val="333333"/>
+          <w:sz w:val="17"/>
+        </w:rPr>
+        <w:t>docker run -d --name matbox-pg -p 5432:5432 \</w:t>
+        <w:br/>
+        <w:t xml:space="preserve">  -e POSTGRES_USER=matbox -e POSTGRES_PASSWORD=matbox \</w:t>
+        <w:br/>
+        <w:t xml:space="preserve">  -e POSTGRES_DB=matbox postgres:16</w:t>
+      </w:r>
+    </w:p>
+    <w:p>
+      <w:r>
+        <w:t>装不了本地环境也能干活：只推分支、让 CI 跑。.github/workflows/backend-build.yml 会起真 postgres:16、跑 Flyway 迁移、跑全部测试。判定以 CI 为准，本地只是快一点。</w:t>
+      </w:r>
+    </w:p>
+    <w:p>
+      <w:r>
+        <w:t>当前事实（不是规格）：骨架已经建好，CI 在默认分支上是绿的；backend/modules/dev-quality/ 里已有 pom、应用入口、8 个契约类、V1 迁移与两个测试。你不是从零开始。</w:t>
       </w:r>
     </w:p>
     <w:p>

--- a/导出_Word/F-DQ-008.docx
+++ b/导出_Word/F-DQ-008.docx
@@ -24,7 +24,7 @@
     </w:p>
     <w:p>
       <w:r>
-        <w:t>生成于 2026-09-10 17:35（仓库 33a8493）· 由 python docs/_build_workpackages.py 生成，不要手改</w:t>
+        <w:t>生成于 2026-09-10 18:28（仓库 60e59d9）· 由 python docs/_build_workpackages.py 生成，不要手改</w:t>
       </w:r>
     </w:p>
     <w:p>

--- a/导出_Word/F-DQ-008.docx
+++ b/导出_Word/F-DQ-008.docx
@@ -24,7 +24,7 @@
     </w:p>
     <w:p>
       <w:r>
-        <w:t>生成于 2026-09-10 18:28（仓库 60e59d9）· 由 python docs/_build_workpackages.py 生成，不要手改</w:t>
+        <w:t>生成于 2026-09-10 18:38（仓库 80e78ad）· 由 python docs/_build_workpackages.py 生成，不要手改</w:t>
       </w:r>
     </w:p>
     <w:p>

--- a/导出_Word/F-DQ-008.docx
+++ b/导出_Word/F-DQ-008.docx
@@ -24,7 +24,7 @@
     </w:p>
     <w:p>
       <w:r>
-        <w:t>生成于 2026-09-10 18:38（仓库 80e78ad）· 由 python docs/_build_workpackages.py 生成，不要手改</w:t>
+        <w:t>生成于 2026-09-10 18:52（仓库 9ab99f6）· 由 python docs/_build_workpackages.py 生成，不要手改</w:t>
       </w:r>
     </w:p>
     <w:p>

--- a/导出_Word/F-DQ-008.docx
+++ b/导出_Word/F-DQ-008.docx
@@ -24,7 +24,7 @@
     </w:p>
     <w:p>
       <w:r>
-        <w:t>生成于 2026-09-10 18:52（仓库 9ab99f6）· 由 python docs/_build_workpackages.py 生成，不要手改</w:t>
+        <w:t>生成于 2026-09-10 19:22（仓库 b32b7ff）· 由 python docs/_build_workpackages.py 生成，不要手改</w:t>
       </w:r>
     </w:p>
     <w:p>

--- a/导出_Word/F-DQ-008.docx
+++ b/导出_Word/F-DQ-008.docx
@@ -24,7 +24,7 @@
     </w:p>
     <w:p>
       <w:r>
-        <w:t>生成于 2026-09-10 19:22（仓库 b32b7ff）· 由 python docs/_build_workpackages.py 生成，不要手改</w:t>
+        <w:t>生成于 2026-09-10 20:37（仓库 2e3f0ff）· 由 python docs/_build_workpackages.py 生成，不要手改</w:t>
       </w:r>
     </w:p>
     <w:p>

--- a/导出_Word/F-DQ-008.docx
+++ b/导出_Word/F-DQ-008.docx
@@ -24,7 +24,7 @@
     </w:p>
     <w:p>
       <w:r>
-        <w:t>生成于 2026-09-10 20:37（仓库 2e3f0ff）· 由 python docs/_build_workpackages.py 生成，不要手改</w:t>
+        <w:t>生成于 2026-09-10 20:49（仓库 78a56f9）· 由 python docs/_build_workpackages.py 生成，不要手改</w:t>
       </w:r>
     </w:p>
     <w:p>

--- a/导出_Word/F-DQ-008.docx
+++ b/导出_Word/F-DQ-008.docx
@@ -24,7 +24,7 @@
     </w:p>
     <w:p>
       <w:r>
-        <w:t>生成于 2026-09-10 20:49（仓库 78a56f9）· 由 python docs/_build_workpackages.py 生成，不要手改</w:t>
+        <w:t>生成于 2026-09-10 20:57（仓库 49be2b5）· 由 python docs/_build_workpackages.py 生成，不要手改</w:t>
       </w:r>
     </w:p>
     <w:p>

--- a/导出_Word/F-DQ-008.docx
+++ b/导出_Word/F-DQ-008.docx
@@ -24,7 +24,7 @@
     </w:p>
     <w:p>
       <w:r>
-        <w:t>生成于 2026-09-10 20:57（仓库 49be2b5）· 由 python docs/_build_workpackages.py 生成，不要手改</w:t>
+        <w:t>生成于 2026-09-10 21:17（仓库 aeecf4b）· 由 python docs/_build_workpackages.py 生成，不要手改</w:t>
       </w:r>
     </w:p>
     <w:p>

--- a/导出_Word/F-DQ-008.docx
+++ b/导出_Word/F-DQ-008.docx
@@ -24,7 +24,7 @@
     </w:p>
     <w:p>
       <w:r>
-        <w:t>生成于 2026-09-10 21:17（仓库 aeecf4b）· 由 python docs/_build_workpackages.py 生成，不要手改</w:t>
+        <w:t>生成于 2026-09-10 23:01（仓库 64366b9）· 由 python docs/_build_workpackages.py 生成，不要手改</w:t>
       </w:r>
     </w:p>
     <w:p>

--- a/导出_Word/F-DQ-008.docx
+++ b/导出_Word/F-DQ-008.docx
@@ -24,7 +24,7 @@
     </w:p>
     <w:p>
       <w:r>
-        <w:t>生成于 2026-09-10 23:01（仓库 64366b9）· 由 python docs/_build_workpackages.py 生成，不要手改</w:t>
+        <w:t>生成于 2026-09-11 03:19（仓库 85f6911）· 由 python docs/_build_workpackages.py 生成，不要手改</w:t>
       </w:r>
     </w:p>
     <w:p>
@@ -363,7 +363,7 @@
         </w:rPr>
         <w:t># ① 拿代码（这是真实代码仓库，不是文档仓库）</w:t>
         <w:br/>
-        <w:t>git clone https://github.com/xyhzai/matbox.git</w:t>
+        <w:t>git clone https://github.com/felixapex/matbox.git</w:t>
         <w:br/>
         <w:t>cd matbox</w:t>
         <w:br/>
@@ -435,7 +435,7 @@
               <w:rPr>
                 <w:b/>
               </w:rPr>
-              <w:t>xyhzai/matbox</w:t>
+              <w:t>felixapex/matbox</w:t>
             </w:r>
           </w:p>
         </w:tc>
@@ -522,7 +522,7 @@
           <w:color w:val="333333"/>
           <w:sz w:val="17"/>
         </w:rPr>
-        <w:t>base_commit: 0fb8f1dac5e776b0dea315927eeaef0bb68e23e5</w:t>
+        <w:t>base_commit: 116a9ca25242bebd384298c273ccd65e6a916423</w:t>
         <w:br/>
         <w:t>分支：      main</w:t>
       </w:r>

--- a/导出_Word/F-DQ-008.docx
+++ b/导出_Word/F-DQ-008.docx
@@ -24,7 +24,7 @@
     </w:p>
     <w:p>
       <w:r>
-        <w:t>生成于 2026-09-11 03:19（仓库 85f6911）· 由 python docs/_build_workpackages.py 生成，不要手改</w:t>
+        <w:t>生成于 2026-09-11 04:08（仓库 ea44249）· 由 python docs/_build_workpackages.py 生成，不要手改</w:t>
       </w:r>
     </w:p>
     <w:p>
@@ -373,6 +373,15 @@
         <w:t>git checkout main &amp;&amp; git pull</w:t>
         <w:br/>
         <w:t>git checkout -b wp/F-DQ-008</w:t>
+        <w:br/>
+        <w:br/>
+        <w:t># ⚠️ 等一下 —— 这一步之前必须先有 wp/dq-contracts</w:t>
+        <w:br/>
+        <w:t>#    按网站文档从零建 shared/contracts/ 下的 8 个契约类，并重建对它们的测试</w:t>
+        <w:br/>
+        <w:t>#    它不属于任何一个功能：13 份工作包**全部**声明要用 shared/contracts/，它不归任何单个 F-DQ-NNN</w:t>
+        <w:br/>
+        <w:t>#    合进 main 之后再从新的 main 切你自己的分支。</w:t>
         <w:br/>
         <w:br/>
         <w:t># ③ 起一个 PostgreSQL（本地或容器都行），连接串走环境变量</w:t>

--- a/导出_Word/F-DQ-008.docx
+++ b/导出_Word/F-DQ-008.docx
@@ -24,7 +24,7 @@
     </w:p>
     <w:p>
       <w:r>
-        <w:t>生成于 2026-09-11 04:08（仓库 ea44249）· 由 python docs/_build_workpackages.py 生成，不要手改</w:t>
+        <w:t>生成于 2026-09-11 05:01（仓库 74e6645）· 由 python docs/_build_workpackages.py 生成，不要手改</w:t>
       </w:r>
     </w:p>
     <w:p>
@@ -361,6 +361,15 @@
           <w:color w:val="333333"/>
           <w:sz w:val="17"/>
         </w:rPr>
+        <w:t># ⓪ 先自检环境 —— 这一步不通过，后面四步一步都动不了</w:t>
+        <w:br/>
+        <w:t>#    别硬跑：缺 java/mvn/库时 mvn 的报错跟「你代码写错了」长得一样</w:t>
+        <w:br/>
+        <w:t>curl -O https://xyhzai.github.io/matbox-architecture/_check_toolchain.py   # 或从网站上下载</w:t>
+        <w:br/>
+        <w:t>python _check_toolchain.py</w:t>
+        <w:br/>
+        <w:br/>
         <w:t># ① 拿代码（这是真实代码仓库，不是文档仓库）</w:t>
         <w:br/>
         <w:t>git clone https://github.com/felixapex/matbox.git</w:t>
@@ -401,6 +410,324 @@
         <w:t># ⑤ 写完再跑一次，绿了才提 PR</w:t>
         <w:br/>
         <w:t>mvn -B verify</w:t>
+      </w:r>
+    </w:p>
+    <w:p>
+      <w:pPr>
+        <w:ind w:left="360"/>
+      </w:pPr>
+      <w:r>
+        <w:rPr>
+          <w:i/>
+          <w:color w:val="555555"/>
+        </w:rPr>
+        <w:t>第 ⓪ 步是 2026-09-11 补的。 在此之前，全部 33 条判据都只查材料这一侧（材料齐不齐、仓库有没有、CI 绿不绿），没有一条查你那一侧能不能执行第一步 —— 于是出现过「材料齐备、基线 MATCH、CI 全绿，而实现方在第 ④ 步动不了」。</w:t>
+      </w:r>
+    </w:p>
+    <w:p>
+      <w:pPr>
+        <w:ind w:left="360"/>
+      </w:pPr>
+    </w:p>
+    <w:p>
+      <w:pPr>
+        <w:ind w:left="360"/>
+      </w:pPr>
+      <w:r>
+        <w:rPr>
+          <w:i/>
+          <w:color w:val="555555"/>
+        </w:rPr>
+        <w:t>契约/Schema 测试是 @SpringBootTest，启动时就要连真库，没有库不会跳过，是直接失败。所以库要么真起一个，要么这一趟就明确改成「本地只编译、真库测试交给 CI」——后者要由用户拍板，不是你自己决定，因为它会改变整趟的节奏。</w:t>
+      </w:r>
+    </w:p>
+    <w:p>
+      <w:pPr>
+        <w:pStyle w:val="Heading3"/>
+      </w:pPr>
+      <w:r>
+        <w:t>0.6 · shared/contracts 的约定（建那 8 个类之前先读这一节）</w:t>
+      </w:r>
+    </w:p>
+    <w:p>
+      <w:pPr>
+        <w:ind w:left="360"/>
+      </w:pPr>
+      <w:r>
+        <w:rPr>
+          <w:i/>
+          <w:color w:val="555555"/>
+        </w:rPr>
+        <w:t>2026-09-11 opencode 读完材料、准备建那 8 个契约类时停住，报了三条 0 命中的缺口：SQL→Java 类型怎么映射、可空性怎么表达、用 record 还是 class。三条都落在 shared/contracts 上，而它是 frozen_contract、13 个功能包全踩在上面。它按承诺停在这里没有发明 —— 停得对。查证之后发现：这三条不需要我发明，仓库里已经有先例 —— LOC 模块的 shared/contracts/ 下有三个契约类，它们不是 DQ 那 8 个，不碰比对基线。所以下面每一条都标了依据，以及依据的等级。</w:t>
+      </w:r>
+    </w:p>
+    <w:p>
+      <w:pPr>
+        <w:ind w:left="360"/>
+      </w:pPr>
+    </w:p>
+    <w:p>
+      <w:pPr>
+        <w:ind w:left="360"/>
+      </w:pPr>
+      <w:r>
+        <w:rPr>
+          <w:i/>
+          <w:color w:val="555555"/>
+        </w:rPr>
+        <w:t>依据等级：「仓库先例」= 抄的，不是判的（标准 §5.4 第 ① 档），传错的可能性最低；「材料侧定」= 我定的，没有先例可抄，我必须写清理由，你可以质疑。</w:t>
+      </w:r>
+    </w:p>
+    <w:tbl>
+      <w:tblPr>
+        <w:tblStyle w:val="TableGrid"/>
+        <w:tblW w:type="auto" w:w="0"/>
+        <w:tblLook w:firstColumn="1" w:firstRow="1" w:lastColumn="0" w:lastRow="0" w:noHBand="0" w:noVBand="1" w:val="04A0"/>
+      </w:tblPr>
+      <w:tblGrid>
+        <w:gridCol w:w="2160"/>
+        <w:gridCol w:w="2160"/>
+        <w:gridCol w:w="2160"/>
+        <w:gridCol w:w="2160"/>
+      </w:tblGrid>
+      <w:tr>
+        <w:tc>
+          <w:tcPr>
+            <w:tcW w:type="dxa" w:w="2160"/>
+          </w:tcPr>
+          <w:p>
+            <w:r>
+              <w:rPr>
+                <w:b/>
+              </w:rPr>
+              <w:t>约定</w:t>
+            </w:r>
+          </w:p>
+        </w:tc>
+        <w:tc>
+          <w:tcPr>
+            <w:tcW w:type="dxa" w:w="2160"/>
+          </w:tcPr>
+          <w:p>
+            <w:r>
+              <w:rPr>
+                <w:b/>
+              </w:rPr>
+              <w:t>定成什么</w:t>
+            </w:r>
+          </w:p>
+        </w:tc>
+        <w:tc>
+          <w:tcPr>
+            <w:tcW w:type="dxa" w:w="2160"/>
+          </w:tcPr>
+          <w:p>
+            <w:r>
+              <w:rPr>
+                <w:b/>
+              </w:rPr>
+              <w:t>依据</w:t>
+            </w:r>
+          </w:p>
+        </w:tc>
+        <w:tc>
+          <w:tcPr>
+            <w:tcW w:type="dxa" w:w="2160"/>
+          </w:tcPr>
+          <w:p>
+            <w:r>
+              <w:rPr>
+                <w:b/>
+              </w:rPr>
+              <w:t>等级</w:t>
+            </w:r>
+          </w:p>
+        </w:tc>
+      </w:tr>
+      <w:tr>
+        <w:tc>
+          <w:tcPr>
+            <w:tcW w:type="dxa" w:w="2160"/>
+          </w:tcPr>
+          <w:p>
+            <w:r>
+              <w:t>1 · 用 record，不用 class</w:t>
+            </w:r>
+          </w:p>
+        </w:tc>
+        <w:tc>
+          <w:tcPr>
+            <w:tcW w:type="dxa" w:w="2160"/>
+          </w:tcPr>
+          <w:p>
+            <w:r>
+              <w:t>8 个契约类全部是 public record，包名 com.matbox.devquality.shared.contracts</w:t>
+            </w:r>
+          </w:p>
+        </w:tc>
+        <w:tc>
+          <w:tcPr>
+            <w:tcW w:type="dxa" w:w="2160"/>
+          </w:tcPr>
+          <w:p>
+            <w:r>
+              <w:t>仓库先例：LOC 的 CatalogRelease / LanguagePolicyProfile / BusinessContentTranslation 三个全是 record；而且 LOC 的 ContractMatchesSchemaTest 用的是 getRecordComponents() 取字段 —— 写成 class 那个测试就取不到</w:t>
+            </w:r>
+          </w:p>
+        </w:tc>
+        <w:tc>
+          <w:tcPr>
+            <w:tcW w:type="dxa" w:w="2160"/>
+          </w:tcPr>
+          <w:p>
+            <w:r>
+              <w:t>仓库先例（抄的）</w:t>
+            </w:r>
+          </w:p>
+        </w:tc>
+      </w:tr>
+      <w:tr>
+        <w:tc>
+          <w:tcPr>
+            <w:tcW w:type="dxa" w:w="2160"/>
+          </w:tcPr>
+          <w:p>
+            <w:r>
+              <w:t>2 · SQL → Java 类型对应</w:t>
+            </w:r>
+          </w:p>
+        </w:tc>
+        <w:tc>
+          <w:tcPr>
+            <w:tcW w:type="dxa" w:w="2160"/>
+          </w:tcPr>
+          <w:p>
+            <w:r>
+              <w:t>uuid→java.util.UUID；varchar(n)/text→String（不带任何长度注解）；timestamptz→java.time.OffsetDateTime；integer→Integer（包装类型，不是 int）；bigint→Long；numeric(p,s)→BigDecimal；boolean→Boolean</w:t>
+            </w:r>
+          </w:p>
+        </w:tc>
+        <w:tc>
+          <w:tcPr>
+            <w:tcW w:type="dxa" w:w="2160"/>
+          </w:tcPr>
+          <w:p>
+            <w:r>
+              <w:t>仓库先例：LOC 契约类逐字段对着 V1__loc_core_tables.sql —— id uuid→UUID、catalog_version varchar(64)→String（无 @Size）、published_at timestamptz→OffsetDateTime、version_no integer→Integer</w:t>
+            </w:r>
+          </w:p>
+        </w:tc>
+        <w:tc>
+          <w:tcPr>
+            <w:tcW w:type="dxa" w:w="2160"/>
+          </w:tcPr>
+          <w:p>
+            <w:r>
+              <w:t>仓库先例（抄的）</w:t>
+            </w:r>
+          </w:p>
+        </w:tc>
+      </w:tr>
+      <w:tr>
+        <w:tc>
+          <w:tcPr>
+            <w:tcW w:type="dxa" w:w="2160"/>
+          </w:tcPr>
+          <w:p>
+            <w:r>
+              <w:t>2b · jsonb 怎么映射</w:t>
+            </w:r>
+          </w:p>
+        </w:tc>
+        <w:tc>
+          <w:tcPr>
+            <w:tcW w:type="dxa" w:w="2160"/>
+          </w:tcPr>
+          <w:p>
+            <w:r>
+              <w:t>jsonb → String（原样存取，不在契约层解析）</w:t>
+            </w:r>
+          </w:p>
+        </w:tc>
+        <w:tc>
+          <w:tcPr>
+            <w:tcW w:type="dxa" w:w="2160"/>
+          </w:tcPr>
+          <w:p>
+            <w:r>
+              <w:t>LOC 三张表里没有 jsonb 列，无先例可抄，这一条是我定的。理由两条：① 契约是冻结的数据形状，映射成 Map&lt;String,Object&gt; 会让它依赖一个序列化语义，而冻结的东西不该有这种依赖；② DQ 那列是 result JSONB NOT NULL，材料里没有给出这个 JSON 内部的结构，映射成 Map 也只能是无类型的，不比 String 多提供任何保证。有异议就提，这条我改得动。</w:t>
+            </w:r>
+          </w:p>
+        </w:tc>
+        <w:tc>
+          <w:tcPr>
+            <w:tcW w:type="dxa" w:w="2160"/>
+          </w:tcPr>
+          <w:p>
+            <w:r>
+              <w:t>材料侧定（我定的，可质疑）</w:t>
+            </w:r>
+          </w:p>
+        </w:tc>
+      </w:tr>
+      <w:tr>
+        <w:tc>
+          <w:tcPr>
+            <w:tcW w:type="dxa" w:w="2160"/>
+          </w:tcPr>
+          <w:p>
+            <w:r>
+              <w:t>3 · 可空性怎么表达（答案是：不表达）</w:t>
+            </w:r>
+          </w:p>
+        </w:tc>
+        <w:tc>
+          <w:tcPr>
+            <w:tcW w:type="dxa" w:w="2160"/>
+          </w:tcPr>
+          <w:p>
+            <w:r>
+              <w:t>契约字段一律裸类型，不加 @Nullable / @NotNull，也不用 Optional&lt;T&gt; 做字段。可空性这一维不进契约、不进契约测试。</w:t>
+            </w:r>
+          </w:p>
+        </w:tc>
+        <w:tc>
+          <w:tcPr>
+            <w:tcW w:type="dxa" w:w="2160"/>
+          </w:tcPr>
+          <w:p>
+            <w:r>
+              <w:t>仓库先例，而且是个反直觉的先例，所以写清楚：loc_catalog_release 里 release_ref 和 published_at 是可空列（DDL 里没写 NOT NULL），而 CatalogRelease 里对应的 releaseRef / publishedAt 就是裸的 String / OffsetDateTime，没有任何标记。也就是说房内约定是「契约只表达有哪些字段、什么 Java 类型」。这跟 ContractMatchesSchemaTest 只比列名是自洽的。</w:t>
+            </w:r>
+          </w:p>
+        </w:tc>
+        <w:tc>
+          <w:tcPr>
+            <w:tcW w:type="dxa" w:w="2160"/>
+          </w:tcPr>
+          <w:p>
+            <w:r>
+              <w:t>仓库先例（抄的）</w:t>
+            </w:r>
+          </w:p>
+        </w:tc>
+      </w:tr>
+    </w:tbl>
+    <w:p>
+      <w:pPr>
+        <w:ind w:left="360"/>
+      </w:pPr>
+      <w:r>
+        <w:rPr>
+          <w:i/>
+          <w:color w:val="555555"/>
+        </w:rPr>
+        <w:t>⚠️ 3 · 可空性怎么表达（答案是：不表达） —— 这一维没人守着，必须在测试里点名说出来（假绿 F21 的对策）：你写的契约测试，名字和注释要写清它比的是列名这一维，类型、可空性、枚举取值它不比 —— 不许让名字替它兜底。可空性要不要单独立一条守，是后面的事，不在这一趟里发明。</w:t>
+      </w:r>
+    </w:p>
+    <w:p>
+      <w:r>
+        <w:t>这三条对「两方独立比对」的影响，明着记一笔：照 opencode 自己的分维度声明：这三条落地之后，「用 record 还是 class」「类型怎么映射」这两维不再是独立的第二意见（它是照材料抄的）；「每个类有哪些字段、字段名对不对、DDL 里那 6 处注释式枚举取值抄没抄错」这几维仍然独立 —— 而后者本来就是会传错的地方。这笔账要明着记，不许含糊过去。</w:t>
       </w:r>
     </w:p>
     <w:p>

--- a/导出_Word/F-DQ-008.docx
+++ b/导出_Word/F-DQ-008.docx
@@ -24,7 +24,7 @@
     </w:p>
     <w:p>
       <w:r>
-        <w:t>生成于 2026-09-11 05:01（仓库 74e6645）· 由 python docs/_build_workpackages.py 生成，不要手改</w:t>
+        <w:t>生成于 2026-09-11 05:18（仓库 87546b5）· 由 python docs/_build_workpackages.py 生成，不要手改</w:t>
       </w:r>
     </w:p>
     <w:p>
@@ -404,12 +404,23 @@
         <w:br/>
         <w:t># ④ 先确认基线是好的，再动手——编不过就不是你改坏的</w:t>
         <w:br/>
-        <w:t>cd backend &amp;&amp; mvn -B verify</w:t>
+        <w:t>#    本地不起库（用户 2026-09-11 拍板），所以这里只保证编得过</w:t>
+        <w:br/>
+        <w:t>cd backend &amp;&amp; mvn -B -DskipTests verify</w:t>
         <w:br/>
         <w:br/>
-        <w:t># ⑤ 写完再跑一次，绿了才提 PR</w:t>
+        <w:t># ⑤ 写完再编一次，然后推上去</w:t>
         <w:br/>
-        <w:t>mvn -B verify</w:t>
+        <w:t>mvn -B -DskipTests verify</w:t>
+        <w:br/>
+        <w:t>git push -u origin HEAD</w:t>
+        <w:br/>
+        <w:br/>
+        <w:t># ⑥ 真正的验证在这里：GitHub Actions 真起 postgres:16 跑完整的 mvn -B verify</w:t>
+        <w:br/>
+        <w:t>#    **绿了才算完**。本地那两遍连库都没连，证明不了 Schema 对不对。</w:t>
+        <w:br/>
+        <w:t>gh run watch   # 或者去 Actions 页面看 backend build</w:t>
       </w:r>
     </w:p>
     <w:p>
@@ -438,7 +449,36 @@
           <w:i/>
           <w:color w:val="555555"/>
         </w:rPr>
-        <w:t>契约/Schema 测试是 @SpringBootTest，启动时就要连真库，没有库不会跳过，是直接失败。所以库要么真起一个，要么这一趟就明确改成「本地只编译、真库测试交给 CI」——后者要由用户拍板，不是你自己决定，因为它会改变整趟的节奏。</w:t>
+        <w:t>数据库：用户 2026-09-11 已拍板 —— 本地不起库，真库测试交给 CI。</w:t>
+      </w:r>
+    </w:p>
+    <w:p>
+      <w:pPr>
+        <w:ind w:left="360"/>
+      </w:pPr>
+      <w:r>
+        <w:rPr>
+          <w:i/>
+          <w:color w:val="555555"/>
+        </w:rPr>
+        <w:t>契约/Schema 测试是 @SpringBootTest，启动就要连真库（没有库不是跳过，是直接失败），所以本地跑 mvn -B -DskipTests verify，只保证编得过；推上分支之后由 GitHub Actions 真起 postgres:16 跑完整的 mvn -B verify。</w:t>
+      </w:r>
+    </w:p>
+    <w:p>
+      <w:pPr>
+        <w:ind w:left="360"/>
+      </w:pPr>
+    </w:p>
+    <w:p>
+      <w:pPr>
+        <w:ind w:left="360"/>
+      </w:pPr>
+      <w:r>
+        <w:rPr>
+          <w:i/>
+          <w:color w:val="555555"/>
+        </w:rPr>
+        <w:t>⚠️ 本地绿 ≠ 交付绿。 交付一律以 CI 的红绿为准 —— 本地那两遍连库都没连，它证明不了 Schema 对不对。</w:t>
       </w:r>
     </w:p>
     <w:p>

--- a/导出_Word/F-DQ-008.docx
+++ b/导出_Word/F-DQ-008.docx
@@ -24,7 +24,7 @@
     </w:p>
     <w:p>
       <w:r>
-        <w:t>生成于 2026-09-11 05:18（仓库 87546b5）· 由 python docs/_build_workpackages.py 生成，不要手改</w:t>
+        <w:t>生成于 2026-09-11 05:26（仓库 6ca4009）· 由 python docs/_build_workpackages.py 生成，不要手改</w:t>
       </w:r>
     </w:p>
     <w:p>
@@ -752,6 +752,90 @@
           </w:p>
         </w:tc>
       </w:tr>
+      <w:tr>
+        <w:tc>
+          <w:tcPr>
+            <w:tcW w:type="dxa" w:w="2160"/>
+          </w:tcPr>
+          <w:p>
+            <w:r>
+              <w:t>4 · 数组列怎么映射</w:t>
+            </w:r>
+          </w:p>
+        </w:tc>
+        <w:tc>
+          <w:tcPr>
+            <w:tcW w:type="dxa" w:w="2160"/>
+          </w:tcPr>
+          <w:p>
+            <w:r>
+              <w:t>UUID[]→List&lt;UUID&gt;，TEXT[]→List&lt;String&gt;。不要用 Java 数组，也不要用 Set。 全 DDL 共 4 列：dq_gate_decision 的 blocking_finding_refs(UUID[])、incomplete_check_refs(TEXT[])、reason_codes(TEXT[])，dq_repair_attempt 的 source_finding_refs(UUID[])。契约层不做去重、不排序、不把 null 规范化成空列表 —— 规范化会让契约跟库对不上。</w:t>
+            </w:r>
+          </w:p>
+        </w:tc>
+        <w:tc>
+          <w:tcPr>
+            <w:tcW w:type="dxa" w:w="2160"/>
+          </w:tcPr>
+          <w:p>
+            <w:r>
+              <w:t>LOC 三张表里没有数组列（我按大小写不敏感重扫过 DDL，含 [] 的行 0 条），无先例可抄，这一条是我定的。 理由两条，都不是偏好：① record 的自动 equals/hashCode 对 Java 数组是按引用比的 —— 两个内容完全相同的契约对象会判不相等。冻结契约是当值对象用的，放数组进去是个陷阱，而且这个坑要到有人写比较才炸；② PostgreSQL 数组是有序、允许重复的，Set 会悄悄丢掉顺序和重复，是有损映射；List 两样都保留，是忠实映射。契约的职责就是忠实。</w:t>
+            </w:r>
+          </w:p>
+        </w:tc>
+        <w:tc>
+          <w:tcPr>
+            <w:tcW w:type="dxa" w:w="2160"/>
+          </w:tcPr>
+          <w:p>
+            <w:r>
+              <w:t>材料侧定（我定的，可质疑）</w:t>
+            </w:r>
+          </w:p>
+        </w:tc>
+      </w:tr>
+      <w:tr>
+        <w:tc>
+          <w:tcPr>
+            <w:tcW w:type="dxa" w:w="2160"/>
+          </w:tcPr>
+          <w:p>
+            <w:r>
+              <w:t>5 · 8 个类各叫什么名字</w:t>
+            </w:r>
+          </w:p>
+        </w:tc>
+        <w:tc>
+          <w:tcPr>
+            <w:tcW w:type="dxa" w:w="2160"/>
+          </w:tcPr>
+          <w:p>
+            <w:r>
+              <w:t>规则：表名去掉模块前缀 dq_，转 PascalCase。 8 个全列出来，不用推：dq_quality_run→QualityRun；dq_scanner_run→ScannerRun；dq_normalized_finding→NormalizedFinding；dq_gate_decision→GateDecision；dq_repair_attempt→RepairAttempt；dq_suppression→Suppression；dq_tool_health_check→ToolHealthCheck；dq_challenge_run→ChallengeRun</w:t>
+            </w:r>
+          </w:p>
+        </w:tc>
+        <w:tc>
+          <w:tcPr>
+            <w:tcW w:type="dxa" w:w="2160"/>
+          </w:tcPr>
+          <w:p>
+            <w:r>
+              <w:t>仓库先例，而且是规则不是逐个挑：LOC 的 ContractMatchesSchemaTest 里那张类↔表对照表就是这个规则 —— loc_catalog_release→CatalogRelease、loc_language_policy_profile→LanguagePolicyProfile、loc_business_content_translation→BusinessContentTranslation。套到 DQ 之后跟材料里的主流写法逐个吻合（这是印证，不是依据）：FINAL 正文 QualityRun 出现 51 次、DevQualityRun 只 2 次 → 规则给 QualityRun；裸 Suppression 25 次、SuppressionRef 只 2 次 → 规则给 Suppression。两个材料里几乎不存在的（ToolHealthCheck 0 次、ChallengeRun 1 次）由同一条规则确定地给出，不用任何人挑。</w:t>
+            </w:r>
+          </w:p>
+        </w:tc>
+        <w:tc>
+          <w:tcPr>
+            <w:tcW w:type="dxa" w:w="2160"/>
+          </w:tcPr>
+          <w:p>
+            <w:r>
+              <w:t>仓库先例（抄的 —— 抄的是规则，不是名单）</w:t>
+            </w:r>
+          </w:p>
+        </w:tc>
+      </w:tr>
     </w:tbl>
     <w:p>
       <w:pPr>
@@ -763,6 +847,18 @@
           <w:color w:val="555555"/>
         </w:rPr>
         <w:t>⚠️ 3 · 可空性怎么表达（答案是：不表达） —— 这一维没人守着，必须在测试里点名说出来（假绿 F21 的对策）：你写的契约测试，名字和注释要写清它比的是列名这一维，类型、可空性、枚举取值它不比 —— 不许让名字替它兜底。可空性要不要单独立一条守，是后面的事，不在这一趟里发明。</w:t>
+      </w:r>
+    </w:p>
+    <w:p>
+      <w:pPr>
+        <w:ind w:left="360"/>
+      </w:pPr>
+      <w:r>
+        <w:rPr>
+          <w:i/>
+          <w:color w:val="555555"/>
+        </w:rPr>
+        <w:t>⚠️ 5 · 8 个类各叫什么名字 —— 材料里 DevQualityRun / SuppressionRef 那几处是旧写法，以本规则为准。我这边会把材料改齐；你按规则写，不要跟着正文里的少数派走。</w:t>
       </w:r>
     </w:p>
     <w:p>

--- a/导出_Word/F-DQ-008.docx
+++ b/导出_Word/F-DQ-008.docx
@@ -24,7 +24,7 @@
     </w:p>
     <w:p>
       <w:r>
-        <w:t>生成于 2026-09-11 05:26（仓库 6ca4009）· 由 python docs/_build_workpackages.py 生成，不要手改</w:t>
+        <w:t>生成于 2026-09-11 05:46（仓库 ef746d1）· 由 python docs/_build_workpackages.py 生成，不要手改</w:t>
       </w:r>
     </w:p>
     <w:p>
@@ -479,6 +479,18 @@
           <w:color w:val="555555"/>
         </w:rPr>
         <w:t>⚠️ 本地绿 ≠ 交付绿。 交付一律以 CI 的红绿为准 —— 本地那两遍连库都没连，它证明不了 Schema 对不对。</w:t>
+      </w:r>
+    </w:p>
+    <w:p>
+      <w:pPr>
+        <w:ind w:left="360"/>
+      </w:pPr>
+      <w:r>
+        <w:rPr>
+          <w:i/>
+          <w:color w:val="555555"/>
+        </w:rPr>
+        <w:t>⚠️ 跑这些检查器时别用管道接 tail/head 再读 $?。 管道里 $? 拿到的是最后一个命令（tail）的退出码，永远是 0，红绿就这么被吃掉了。要么 set -o pipefail，要么先把输出存成文件再看。</w:t>
       </w:r>
     </w:p>
     <w:p>

--- a/导出_Word/F-DQ-008.docx
+++ b/导出_Word/F-DQ-008.docx
@@ -24,7 +24,7 @@
     </w:p>
     <w:p>
       <w:r>
-        <w:t>生成于 2026-09-11 05:46（仓库 ef746d1）· 由 python docs/_build_workpackages.py 生成，不要手改</w:t>
+        <w:t>生成于 2026-09-11 06:14（仓库 c4baab5）· 由 python docs/_build_workpackages.py 生成，不要手改</w:t>
       </w:r>
     </w:p>
     <w:p>
@@ -384,13 +384,11 @@
         <w:t>git checkout -b wp/F-DQ-008</w:t>
         <w:br/>
         <w:br/>
-        <w:t># ⚠️ 等一下 —— 这一步之前必须先有 wp/dq-contracts</w:t>
+        <w:t># ✅ wp/dq-contracts 已经做完并合进 main（2d280073b1da，PR felixapex/matbox#1）</w:t>
         <w:br/>
-        <w:t>#    按网站文档从零建 shared/contracts/ 下的 8 个契约类，并重建对它们的测试</w:t>
+        <w:t>#    shared/contracts 下 8 个契约类已在 main 上并冻结。</w:t>
         <w:br/>
-        <w:t>#    它不属于任何一个功能：13 份工作包**全部**声明要用 shared/contracts/，它不归任何单个 F-DQ-NNN</w:t>
-        <w:br/>
-        <w:t>#    合进 main 之后再从新的 main 切你自己的分支。</w:t>
+        <w:t>#    直接从下面 §0.7 那个基线切你自己的分支就行，不用再等。</w:t>
         <w:br/>
         <w:br/>
         <w:t># ③ 起一个 PostgreSQL（本地或容器都行），连接串走环境变量</w:t>
@@ -1006,7 +1004,7 @@
           <w:color w:val="333333"/>
           <w:sz w:val="17"/>
         </w:rPr>
-        <w:t>base_commit: 116a9ca25242bebd384298c273ccd65e6a916423</w:t>
+        <w:t>base_commit: 2d280073b1da99dbb18a929b438563ab97c53a39</w:t>
         <w:br/>
         <w:t>分支：      main</w:t>
       </w:r>
